--- a/submission_material/Tab.1.docx
+++ b/submission_material/Tab.1.docx
@@ -628,7 +628,7 @@
                 <w:color w:val="000000"/>
                 <w:lang w:eastAsia="en-GB"/>
               </w:rPr>
-              <w:t>-0</w:t>
+              <w:t>-</w:t>
             </w:r>
             <w:r>
               <w:rPr>
@@ -636,15 +636,7 @@
                 <w:color w:val="000000"/>
                 <w:lang w:eastAsia="en-GB"/>
               </w:rPr>
-              <w:t>.</w:t>
-            </w:r>
-            <w:r>
-              <w:rPr>
-                <w:rFonts w:eastAsia="Times New Roman" w:cs="Times New Roman"/>
-                <w:color w:val="000000"/>
-                <w:lang w:eastAsia="en-GB"/>
-              </w:rPr>
-              <w:t>0002</w:t>
+              <w:t>0.000203</w:t>
             </w:r>
           </w:p>
         </w:tc>
@@ -807,16 +799,7 @@
                 <w:color w:val="000000"/>
                 <w:lang w:eastAsia="en-GB"/>
               </w:rPr>
-              <w:t>2.34×10</w:t>
-            </w:r>
-            <w:r>
-              <w:rPr>
-                <w:rFonts w:eastAsia="Times New Roman" w:cs="Times New Roman"/>
-                <w:color w:val="000000"/>
-                <w:vertAlign w:val="superscript"/>
-                <w:lang w:eastAsia="en-GB"/>
-              </w:rPr>
-              <w:t>14</w:t>
+              <w:t>0.0000234</w:t>
             </w:r>
           </w:p>
         </w:tc>
@@ -1226,6 +1209,14 @@
               </w:rPr>
               <w:t>-0.0002</w:t>
             </w:r>
+            <w:r>
+              <w:rPr>
+                <w:rFonts w:eastAsia="Times New Roman" w:cs="Times New Roman"/>
+                <w:color w:val="000000"/>
+                <w:lang w:val="en-GB" w:eastAsia="en-GB"/>
+              </w:rPr>
+              <w:t>03</w:t>
+            </w:r>
           </w:p>
         </w:tc>
         <w:tc>
@@ -1361,40 +1352,7 @@
                 <w:color w:val="000000"/>
                 <w:lang w:val="en-GB" w:eastAsia="en-GB"/>
               </w:rPr>
-              <w:t>2</w:t>
-            </w:r>
-            <w:r>
-              <w:rPr>
-                <w:rFonts w:eastAsia="Times New Roman" w:cs="Times New Roman"/>
-                <w:color w:val="000000"/>
-                <w:lang w:val="en-GB" w:eastAsia="en-GB"/>
-              </w:rPr>
-              <w:t>.</w:t>
-            </w:r>
-            <w:r>
-              <w:rPr>
-                <w:rFonts w:eastAsia="Times New Roman" w:cs="Times New Roman"/>
-                <w:color w:val="000000"/>
-                <w:lang w:val="en-GB" w:eastAsia="en-GB"/>
-              </w:rPr>
-              <w:t>90</w:t>
-            </w:r>
-            <w:r>
-              <w:rPr>
-                <w:rFonts w:eastAsia="Times New Roman" w:cs="Times New Roman"/>
-                <w:color w:val="000000"/>
-                <w:lang w:eastAsia="en-GB"/>
-              </w:rPr>
-              <w:t>×10</w:t>
-            </w:r>
-            <w:r>
-              <w:rPr>
-                <w:rFonts w:eastAsia="Times New Roman" w:cs="Times New Roman"/>
-                <w:color w:val="000000"/>
-                <w:vertAlign w:val="superscript"/>
-                <w:lang w:val="en-GB" w:eastAsia="en-GB"/>
-              </w:rPr>
-              <w:t>14</w:t>
+              <w:t>0.0000290</w:t>
             </w:r>
           </w:p>
         </w:tc>
